--- a/Ziua 4/assets/docs/Begu Andrei Ziua 4 Practica.docx
+++ b/Ziua 4/assets/docs/Begu Andrei Ziua 4 Practica.docx
@@ -4,18 +4,28 @@
   <w:body>
     <w:p>
       <w:r>
-        <w:t xml:space="preserve">                                                                         Sarcina 1:</w:t>
+        <w:t xml:space="preserve">                                                                         </w:t>
+      </w:r>
+      <w:r>
+        <w:t>Ziua 4 screenshots</w:t>
       </w:r>
       <w:bookmarkStart w:id="0" w:name="_GoBack"/>
       <w:bookmarkEnd w:id="0"/>
+      <w:r>
+        <w:t>:</w:t>
+      </w:r>
     </w:p>
     <w:p/>
     <w:p>
       <w:r>
+        <w:rPr>
+          <w:noProof/>
+          <w:lang w:eastAsia="ro-RO"/>
+        </w:rPr>
         <w:drawing>
           <wp:inline distT="0" distB="0" distL="0" distR="0" wp14:anchorId="24073078" wp14:editId="0A5BF26C">
-            <wp:extent cx="5731510" cy="876935"/>
-            <wp:effectExtent l="0" t="0" r="2540" b="0"/>
+            <wp:extent cx="6474407" cy="990600"/>
+            <wp:effectExtent l="0" t="0" r="3175" b="0"/>
             <wp:docPr id="1" name="Imagine 1"/>
             <wp:cNvGraphicFramePr>
               <a:graphicFrameLocks xmlns:a="http://schemas.openxmlformats.org/drawingml/2006/main" noChangeAspect="1"/>
@@ -36,7 +46,7 @@
                   <pic:spPr>
                     <a:xfrm>
                       <a:off x="0" y="0"/>
-                      <a:ext cx="5731510" cy="876935"/>
+                      <a:ext cx="6480872" cy="991589"/>
                     </a:xfrm>
                     <a:prstGeom prst="rect">
                       <a:avLst/>
@@ -47,6 +57,169 @@
             </a:graphic>
           </wp:inline>
         </w:drawing>
+      </w:r>
+      <w:r>
+        <w:rPr>
+          <w:noProof/>
+          <w:lang w:eastAsia="ro-RO"/>
+        </w:rPr>
+        <w:drawing>
+          <wp:inline distT="0" distB="0" distL="0" distR="0" wp14:anchorId="6FF56D5C" wp14:editId="357154B0">
+            <wp:extent cx="6274435" cy="3362325"/>
+            <wp:effectExtent l="0" t="0" r="0" b="9525"/>
+            <wp:docPr id="2" name="Imagine 2"/>
+            <wp:cNvGraphicFramePr/>
+            <a:graphic xmlns:a="http://schemas.openxmlformats.org/drawingml/2006/main">
+              <a:graphicData uri="http://schemas.openxmlformats.org/drawingml/2006/picture">
+                <pic:pic xmlns:pic="http://schemas.openxmlformats.org/drawingml/2006/picture">
+                  <pic:nvPicPr>
+                    <pic:cNvPr id="2" name="Imagine 2"/>
+                    <pic:cNvPicPr/>
+                  </pic:nvPicPr>
+                  <pic:blipFill>
+                    <a:blip r:embed="rId5"/>
+                    <a:stretch>
+                      <a:fillRect/>
+                    </a:stretch>
+                  </pic:blipFill>
+                  <pic:spPr>
+                    <a:xfrm>
+                      <a:off x="0" y="0"/>
+                      <a:ext cx="6274435" cy="3362325"/>
+                    </a:xfrm>
+                    <a:prstGeom prst="rect">
+                      <a:avLst/>
+                    </a:prstGeom>
+                  </pic:spPr>
+                </pic:pic>
+              </a:graphicData>
+            </a:graphic>
+          </wp:inline>
+        </w:drawing>
+      </w:r>
+      <w:r>
+        <w:drawing>
+          <wp:inline distT="0" distB="0" distL="0" distR="0" wp14:anchorId="5A2C034E" wp14:editId="6587A538">
+            <wp:extent cx="6446442" cy="3057525"/>
+            <wp:effectExtent l="0" t="0" r="0" b="0"/>
+            <wp:docPr id="4" name="Imagine 4"/>
+            <wp:cNvGraphicFramePr>
+              <a:graphicFrameLocks xmlns:a="http://schemas.openxmlformats.org/drawingml/2006/main" noChangeAspect="1"/>
+            </wp:cNvGraphicFramePr>
+            <a:graphic xmlns:a="http://schemas.openxmlformats.org/drawingml/2006/main">
+              <a:graphicData uri="http://schemas.openxmlformats.org/drawingml/2006/picture">
+                <pic:pic xmlns:pic="http://schemas.openxmlformats.org/drawingml/2006/picture">
+                  <pic:nvPicPr>
+                    <pic:cNvPr id="1" name=""/>
+                    <pic:cNvPicPr/>
+                  </pic:nvPicPr>
+                  <pic:blipFill>
+                    <a:blip r:embed="rId6"/>
+                    <a:stretch>
+                      <a:fillRect/>
+                    </a:stretch>
+                  </pic:blipFill>
+                  <pic:spPr>
+                    <a:xfrm>
+                      <a:off x="0" y="0"/>
+                      <a:ext cx="6453585" cy="3060913"/>
+                    </a:xfrm>
+                    <a:prstGeom prst="rect">
+                      <a:avLst/>
+                    </a:prstGeom>
+                  </pic:spPr>
+                </pic:pic>
+              </a:graphicData>
+            </a:graphic>
+          </wp:inline>
+        </w:drawing>
+      </w:r>
+    </w:p>
+    <w:p>
+      <w:pPr>
+        <w:rPr>
+          <w:sz w:val="28"/>
+        </w:rPr>
+      </w:pPr>
+      <w:r>
+        <w:lastRenderedPageBreak/>
+        <w:drawing>
+          <wp:inline distT="0" distB="0" distL="0" distR="0" wp14:anchorId="2D1EDD5C" wp14:editId="77856CE3">
+            <wp:extent cx="7451659" cy="2038350"/>
+            <wp:effectExtent l="0" t="0" r="0" b="0"/>
+            <wp:docPr id="3" name="Imagine 3"/>
+            <wp:cNvGraphicFramePr>
+              <a:graphicFrameLocks xmlns:a="http://schemas.openxmlformats.org/drawingml/2006/main" noChangeAspect="1"/>
+            </wp:cNvGraphicFramePr>
+            <a:graphic xmlns:a="http://schemas.openxmlformats.org/drawingml/2006/main">
+              <a:graphicData uri="http://schemas.openxmlformats.org/drawingml/2006/picture">
+                <pic:pic xmlns:pic="http://schemas.openxmlformats.org/drawingml/2006/picture">
+                  <pic:nvPicPr>
+                    <pic:cNvPr id="1" name=""/>
+                    <pic:cNvPicPr/>
+                  </pic:nvPicPr>
+                  <pic:blipFill>
+                    <a:blip r:embed="rId7"/>
+                    <a:stretch>
+                      <a:fillRect/>
+                    </a:stretch>
+                  </pic:blipFill>
+                  <pic:spPr>
+                    <a:xfrm>
+                      <a:off x="0" y="0"/>
+                      <a:ext cx="7455149" cy="2039305"/>
+                    </a:xfrm>
+                    <a:prstGeom prst="rect">
+                      <a:avLst/>
+                    </a:prstGeom>
+                  </pic:spPr>
+                </pic:pic>
+              </a:graphicData>
+            </a:graphic>
+          </wp:inline>
+        </w:drawing>
+      </w:r>
+      <w:r>
+        <w:rPr>
+          <w:rFonts w:ascii="Arial" w:hAnsi="Arial" w:cs="Arial"/>
+          <w:i/>
+          <w:iCs/>
+          <w:color w:val="000000"/>
+          <w:sz w:val="36"/>
+        </w:rPr>
+        <w:t xml:space="preserve">Sarcina pentru Ziua 4 a fost finalizată cu succes. Codul sursă a fost sincronizat pe </w:t>
+      </w:r>
+      <w:proofErr w:type="spellStart"/>
+      <w:r>
+        <w:rPr>
+          <w:rFonts w:ascii="Arial" w:hAnsi="Arial" w:cs="Arial"/>
+          <w:i/>
+          <w:iCs/>
+          <w:color w:val="000000"/>
+          <w:sz w:val="36"/>
+        </w:rPr>
+        <w:t>GitHub</w:t>
+      </w:r>
+      <w:proofErr w:type="spellEnd"/>
+      <w:r>
+        <w:rPr>
+          <w:rFonts w:ascii="Arial" w:hAnsi="Arial" w:cs="Arial"/>
+          <w:i/>
+          <w:iCs/>
+          <w:color w:val="000000"/>
+          <w:sz w:val="36"/>
+        </w:rPr>
+        <w:t>, iar arhiva completă a proiectului a fost încărcată pe Google Drive conform procedurii</w:t>
+      </w:r>
+      <w:r>
+        <w:rPr>
+          <w:rFonts w:ascii="Arial" w:hAnsi="Arial" w:cs="Arial"/>
+          <w:i/>
+          <w:iCs/>
+          <w:color w:val="000000"/>
+          <w:sz w:val="36"/>
+        </w:rPr>
+        <w:t>.</w:t>
       </w:r>
     </w:p>
     <w:sectPr>
